--- a/4/ИМ/ИМ_Практическая_1_АлбахтинИВ.docx
+++ b/4/ИМ/ИМ_Практическая_1_АлбахтинИВ.docx
@@ -1189,7 +1189,7 @@
           <w:color w:val="000000"/>
           <w:sz w:val="28"/>
         </w:rPr>
-        <w:t>Ключевым информационным объектом процесса является спецификация изделия BOM. Она связывает корпус с набором комплектующих и правилами их совместимости. Один и тот же корпус может использоваться для нескольких конфигураций, а элемент BOM может задаваться точной моделью или группой характеристик. Поэтому изменение доступности, цены или модели компонента способно затронуть сразу несколько товарных предложений.</w:t>
+        <w:t>Ключевым информационным объектом процесса является спецификация изделия модельный ряд. Она связывает корпус с набором комплектующих и правилами их совместимости. Один и тот же корпус может использоваться для нескольких конфигураций, а элемент модельный ряд может задаваться точной моделью или группой характеристик. Поэтому изменение доступности, цены или модели компонента способно затронуть сразу несколько товарных предложений.</w:t>
       </w:r>
     </w:p>
     <w:p>
@@ -1842,7 +1842,7 @@
                 <w:color w:val="000000"/>
                 <w:sz w:val="24"/>
               </w:rPr>
-              <w:t>BOM, характеристики и совместимость комплектующих, предложения поставщиков, остатки, цены, масса, изображения и статусы публикации</w:t>
+              <w:t>модельный ряд, характеристики и совместимость комплектующих, предложения поставщиков, остатки, цены, масса, изображения и статусы публикации</w:t>
             </w:r>
           </w:p>
         </w:tc>
@@ -2085,7 +2085,7 @@
               <w:rPr>
                 <w:rFonts w:eastAsia="Times New Roman" w:cs="Times New Roman"/>
               </w:rPr>
-              <w:t>Создание и изменение BOM</w:t>
+              <w:t>Создание и изменение модельный ряд</w:t>
             </w:r>
           </w:p>
         </w:tc>
@@ -2565,7 +2565,7 @@
           <w:color w:val="000000"/>
           <w:sz w:val="28"/>
         </w:rPr>
-        <w:t>2. Сотрудник производственного участка формирует BOM и выбирает компоненты.</w:t>
+        <w:t>2. Сотрудник производственного участка формирует модельный ряд и выбирает компоненты.</w:t>
       </w:r>
     </w:p>
     <w:p>
@@ -2580,7 +2580,7 @@
           <w:color w:val="000000"/>
           <w:sz w:val="28"/>
         </w:rPr>
-        <w:t>3. Сведения поставщиков и склада сопоставляются с позициями BOM.</w:t>
+        <w:t>3. Сведения поставщиков и склада сопоставляются с позициями модельный ряд.</w:t>
       </w:r>
     </w:p>
     <w:p>
@@ -2926,7 +2926,7 @@
               <w:rPr>
                 <w:rFonts w:eastAsia="Times New Roman" w:cs="Times New Roman"/>
               </w:rPr>
-              <w:t>BOM компьютерной системы</w:t>
+              <w:t>Модельный ряд компьютерной системы</w:t>
             </w:r>
           </w:p>
         </w:tc>
@@ -3747,7 +3747,7 @@
               <w:rPr>
                 <w:rFonts w:eastAsia="Times New Roman" w:cs="Times New Roman"/>
               </w:rPr>
-              <w:t>BOM, расчёты и карточка ведутся раздельно</w:t>
+              <w:t>модельный ряд, расчёты и карточка ведутся раздельно</w:t>
             </w:r>
           </w:p>
         </w:tc>
@@ -3997,7 +3997,7 @@
               <w:rPr>
                 <w:rFonts w:eastAsia="Times New Roman" w:cs="Times New Roman"/>
               </w:rPr>
-              <w:t>Нет анализа всех связанных BOM</w:t>
+              <w:t>Нет анализа всех связанных модельный ряд</w:t>
             </w:r>
           </w:p>
         </w:tc>
@@ -5054,7 +5054,7 @@
               <w:rPr>
                 <w:rFonts w:eastAsia="Times New Roman" w:cs="Times New Roman"/>
               </w:rPr>
-              <w:t>BOM, совместимость компонентов и согласование замен</w:t>
+              <w:t>модельный ряд, совместимость компонентов и согласование замен</w:t>
             </w:r>
           </w:p>
         </w:tc>
@@ -5452,7 +5452,7 @@
           <w:color w:val="000000"/>
           <w:sz w:val="28"/>
         </w:rPr>
-        <w:t xml:space="preserve">Автоматизация необходима прежде всего в точках, где одно изменение влияет на несколько объектов. Замена комплектующего должна автоматически </w:t>
+        <w:t>Автоматизация необходима прежде всего в точках, где одно изменение влияет на несколько объектов. Замена комплектующего должна автоматически находить связанные модельный ряд, повторно проверять совместимость, пересчитывать цену и массу, отмечать затронутые карточки и сохранять историю. Без единого механизма зависимостей трудозатраты растут вместе с ассортиментом, а качество результата зависит от ручного контроля.</w:t>
       </w:r>
       <w:r>
         <w:rPr>
@@ -5460,8 +5460,6 @@
           <w:color w:val="000000"/>
           <w:sz w:val="28"/>
         </w:rPr>
-        <w:lastRenderedPageBreak/>
-        <w:t>находить связанные BOM, повторно проверять совместимость, пересчитывать цену и массу, отмечать затронутые карточки и сохранять историю. Без единого механизма зависимостей трудозатраты растут вместе с ассортиментом, а качество результата зависит от ручного контроля.</w:t>
       </w:r>
     </w:p>
     <w:p>
@@ -5476,7 +5474,7 @@
           <w:color w:val="000000"/>
           <w:sz w:val="28"/>
         </w:rPr>
-        <w:t xml:space="preserve">Целевая система должна стать единым источником данных о товарной конфигурации. В ней карточка </w:t>
+        <w:t>Целевая система должна стать единым источником данных о товарной конфигурации. В ней карточка Ozon связывается с конкретной версией модельный ряд, предложения поставщиков - с внутренними компонентами, а правила совместимости, цены и веса - со справочниками. Неуспешная внешняя операция не должна приводить к потере подготовленных данных. Основные функции системы представлены в таблице 6.</w:t>
       </w:r>
       <w:proofErr w:type="spellStart"/>
       <w:r>
@@ -5485,7 +5483,6 @@
           <w:color w:val="000000"/>
           <w:sz w:val="28"/>
         </w:rPr>
-        <w:t>Ozon</w:t>
       </w:r>
       <w:proofErr w:type="spellEnd"/>
       <w:r>
@@ -5494,7 +5491,6 @@
           <w:color w:val="000000"/>
           <w:sz w:val="28"/>
         </w:rPr>
-        <w:t xml:space="preserve"> связывается с конкретной версией BOM, предложения поставщиков - с внутренними компонентами, а правила совместимости, цены и веса - со справочниками. Неуспешная внешняя операция не должна приводить к потере подготовленных данных. Основные функции системы представлены в таблице 6.</w:t>
       </w:r>
     </w:p>
     <w:p>
@@ -5644,21 +5640,19 @@
               <w:rPr>
                 <w:rFonts w:eastAsia="Times New Roman" w:cs="Times New Roman"/>
               </w:rPr>
-              <w:t xml:space="preserve">Создание и </w:t>
+              <w:t>Создание и версионирование модельный ряд</w:t>
             </w:r>
             <w:proofErr w:type="spellStart"/>
             <w:r>
               <w:rPr>
                 <w:rFonts w:eastAsia="Times New Roman" w:cs="Times New Roman"/>
               </w:rPr>
-              <w:t>версионирование</w:t>
             </w:r>
             <w:proofErr w:type="spellEnd"/>
             <w:r>
               <w:rPr>
                 <w:rFonts w:eastAsia="Times New Roman" w:cs="Times New Roman"/>
               </w:rPr>
-              <w:t xml:space="preserve"> BOM</w:t>
             </w:r>
           </w:p>
         </w:tc>
@@ -5971,7 +5965,7 @@
               <w:rPr>
                 <w:rFonts w:eastAsia="Times New Roman" w:cs="Times New Roman"/>
               </w:rPr>
-              <w:t>Предварительный список затронутых BOM и конфликтов</w:t>
+              <w:t>Предварительный список затронутых модельный ряд и конфликтов</w:t>
             </w:r>
           </w:p>
         </w:tc>
@@ -7128,7 +7122,7 @@
                 <w:color w:val="000000"/>
                 <w:sz w:val="24"/>
               </w:rPr>
-              <w:t>Перечень BOM и карточек, затронутых заменой компонента</w:t>
+              <w:t>Перечень модельных рядов и карточек, затронутых заменой компонента</w:t>
             </w:r>
           </w:p>
         </w:tc>
@@ -7740,7 +7734,7 @@
                 <w:color w:val="000000"/>
                 <w:sz w:val="24"/>
               </w:rPr>
-              <w:t>Журнал изменений BOM и карточек с авторами и временем операций</w:t>
+              <w:t>Журнал изменений модельных рядов и карточек с авторами и временем операций</w:t>
             </w:r>
           </w:p>
         </w:tc>
